--- a/Document_Outlines/Input data - systems/Fire Alarm & Detection.docx
+++ b/Document_Outlines/Input data - systems/Fire Alarm & Detection.docx
@@ -3272,6 +3272,17 @@
       </w:pPr>
       <w:r>
         <w:t>Maintenance of adequate fire detection and alarm cover throughout the works</w:t>
+      </w:r>
+    </w:p>
+    <w:p>
+      <w:pPr>
+        <w:numPr>
+          <w:ilvl w:val="0"/>
+          <w:numId w:val="2"/>
+        </w:numPr>
+      </w:pPr>
+      <w:r>
+        <w:t>Evidence of current PVG Scheme membership for all contractor personnel attending site</w:t>
       </w:r>
     </w:p>
     <w:p/>

--- a/Document_Outlines/Input data - systems/Fire Alarm & Detection.docx
+++ b/Document_Outlines/Input data - systems/Fire Alarm & Detection.docx
@@ -3283,6 +3283,17 @@
       </w:pPr>
       <w:r>
         <w:t>Evidence of current PVG Scheme membership for all contractor personnel attending site</w:t>
+      </w:r>
+    </w:p>
+    <w:p>
+      <w:pPr>
+        <w:numPr>
+          <w:ilvl w:val="0"/>
+          <w:numId w:val="2"/>
+        </w:numPr>
+      </w:pPr>
+      <w:r>
+        <w:t>Where works are in, adjacent to, above or below a room housing ionising-radiation imaging equipment (CT, X-ray, fluoroscopy, nuclear medicine): confirm Radiation Protection Adviser (RPA) sign-off on shielding integrity per the Room/Ward/Theatre Refresh checklist - a separate gate from HAI-SCRIBE, not covered by it</w:t>
       </w:r>
     </w:p>
     <w:p/>

--- a/Document_Outlines/Input data - systems/Fire Alarm & Detection.docx
+++ b/Document_Outlines/Input data - systems/Fire Alarm & Detection.docx
@@ -1959,6 +1959,45 @@
           <w:p>
             <w:r>
               <w:t>SHTM 82</w:t>
+            </w:r>
+          </w:p>
+        </w:tc>
+      </w:tr>
+      <w:tr>
+        <w:trPr>
+          <w:tblCellSpacing w:w="15" w:type="dxa"/>
+        </w:trPr>
+        <w:tc>
+          <w:tcPr>
+            <w:tcW w:w="0" w:type="auto"/>
+            <w:vAlign w:val="center"/>
+            <w:hideMark/>
+          </w:tcPr>
+          <w:p>
+            <w:r>
+              <w:t>Fire damper annual drop-test regime specified (where dampers fall within this system's interface scope)</w:t>
+            </w:r>
+          </w:p>
+        </w:tc>
+        <w:tc>
+          <w:tcPr>
+            <w:tcW w:w="0" w:type="auto"/>
+            <w:vAlign w:val="center"/>
+            <w:hideMark/>
+          </w:tcPr>
+          <w:p>
+            <w:r/>
+          </w:p>
+        </w:tc>
+        <w:tc>
+          <w:tcPr>
+            <w:tcW w:w="0" w:type="auto"/>
+            <w:vAlign w:val="center"/>
+            <w:hideMark/>
+          </w:tcPr>
+          <w:p>
+            <w:r>
+              <w:t>BS 9999:2017</w:t>
             </w:r>
           </w:p>
         </w:tc>

--- a/Document_Outlines/Input data - systems/Fire Alarm & Detection.docx
+++ b/Document_Outlines/Input data - systems/Fire Alarm & Detection.docx
@@ -214,7 +214,7 @@
           </w:tcPr>
           <w:p>
             <w:r>
-              <w:t>SHTM 81 (Fire safety in the design of healthcare premises) SHTM 83 (General fire precautions) SHTM 86 (Fire risk assessment) SHTM 00 (Policies and principles)</w:t>
+              <w:t>SHTM 81 (Fire safety in the design of healthcare premises) SHTM 83 (General fire precautions) SHTM 85 (Fire precautions in existing healthcare premises) SHTM 86 (Fire risk assessment) SHTM 00 (Policies and principles)</w:t>
             </w:r>
           </w:p>
         </w:tc>
@@ -766,7 +766,7 @@
           </w:tcPr>
           <w:p>
             <w:r>
-              <w:t>SHTM 82, BS 5839-1</w:t>
+              <w:t>SHTM 82, BS 5839-1, SHTM 85</w:t>
             </w:r>
           </w:p>
         </w:tc>
@@ -1810,7 +1810,7 @@
           </w:tcPr>
           <w:p>
             <w:r>
-              <w:t>—</w:t>
+              <w:t>SHTM 85</w:t>
             </w:r>
           </w:p>
         </w:tc>
